--- a/klagomål/S 4239-2021 FSC-klagomål.docx
+++ b/klagomål/S 4239-2021 FSC-klagomål.docx
@@ -672,7 +672,7 @@
     <w:r>
       <w:tab/>
       <w:tab/>
-      <w:t>2026-07-13</w:t>
+      <w:t>2026-07-14</w:t>
       <w:br/>
       <w:br/>
     </w:r>

--- a/klagomål/S 4239-2021 FSC-klagomål.docx
+++ b/klagomål/S 4239-2021 FSC-klagomål.docx
@@ -672,7 +672,7 @@
     <w:r>
       <w:tab/>
       <w:tab/>
-      <w:t>2026-07-14</w:t>
+      <w:t>2026-07-15</w:t>
       <w:br/>
       <w:br/>
     </w:r>
